--- a/public/edwin-lara-resume-2026.docx
+++ b/public/edwin-lara-resume-2026.docx
@@ -38,7 +38,7 @@
       </w:pPr>
       <w:r>
         <w:rPr/>
-        <w:t xml:space="preserve">Designer &amp; AI Builder with 10+ years of experience across fintech, e-commerce, and workforce development, focused on AI products, conversational interfaces, and agentic workflows. Works end to end from user research and prototyping through production code, designing and building products from early ideas to shipped experiences.</w:t>
+        <w:t xml:space="preserve">Designer &amp; AI Builder with 10 years of experience across fintech, e-commerce, and workforce development, focused on AI products, conversational interfaces, and agentic workflows. Works end to end from user research and prototyping through production code, designing and building products from early ideas to shipped experiences.</w:t>
       </w:r>
     </w:p>
     <w:p>
@@ -136,33 +136,33 @@
       </w:pPr>
       <w:r>
         <w:rPr/>
-        <w:t xml:space="preserve">Miles: Designed and shipped the core UX/UI for FutureFit's trained LLM, including conversational flows for career exploration, job discovery, and understanding fit for specific roles. Integrated Miles across the platform through contextual prompts and AI actions.</w:t>
-      </w:r>
-    </w:p>
-    <w:p>
-      <w:pPr>
-        <w:numPr>
-          <w:ilvl w:val="0"/>
-          <w:numId w:val="1"/>
-        </w:numPr>
-        <w:spacing w:before="0" w:after="40" w:line="240" w:lineRule="auto"/>
-      </w:pPr>
-      <w:r>
-        <w:rPr/>
-        <w:t xml:space="preserve">SideBar: Built an LLM-powered networking coach that helps job seekers activate their existing networks. In testing, 90% reached outreach, 80% would send the AI-drafted message as-is or with minor edits, and most said they were likely to use the coach again. Piloted for the Christensen Institute's Prosocial Possibilities research cohort, which selected FutureFit AI as one of 10 edtech providers studying how technology can strengthen social connection and expand access to opportunity.</w:t>
-      </w:r>
-    </w:p>
-    <w:p>
-      <w:pPr>
-        <w:numPr>
-          <w:ilvl w:val="0"/>
-          <w:numId w:val="1"/>
-        </w:numPr>
-        <w:spacing w:before="0" w:after="40" w:line="240" w:lineRule="auto"/>
-      </w:pPr>
-      <w:r>
-        <w:rPr/>
-        <w:t xml:space="preserve">Ideas Dashboard: Designed and built an AI prioritization system that evaluates customer feedback against company strategy and technical architecture, surfacing 10 priorities each week and quick wins for the team to build.</w:t>
+        <w:t xml:space="preserve">Miles: Designed and shipped the core UX/UI for FutureFit's trained LLM, including conversational flows for career exploration, job discovery, and understanding fit for specific roles. Analyzed real conversations to word the prompts in the language people use, tested with participants across user types, and integrated Miles across the platform through contextual prompts and AI actions.</w:t>
+      </w:r>
+    </w:p>
+    <w:p>
+      <w:pPr>
+        <w:numPr>
+          <w:ilvl w:val="0"/>
+          <w:numId w:val="1"/>
+        </w:numPr>
+        <w:spacing w:before="0" w:after="40" w:line="240" w:lineRule="auto"/>
+      </w:pPr>
+      <w:r>
+        <w:rPr/>
+        <w:t xml:space="preserve">SideBar: Built an LLM-powered networking coach that helps job seekers activate their existing networks. Piloted for the Christensen Institute's Prosocial Possibilities research cohort, which selected FutureFit AI as one of 10 edtech providers studying how technology can strengthen social connection and expand access to opportunity.</w:t>
+      </w:r>
+    </w:p>
+    <w:p>
+      <w:pPr>
+        <w:numPr>
+          <w:ilvl w:val="0"/>
+          <w:numId w:val="1"/>
+        </w:numPr>
+        <w:spacing w:before="0" w:after="40" w:line="240" w:lineRule="auto"/>
+      </w:pPr>
+      <w:r>
+        <w:rPr/>
+        <w:t xml:space="preserve">Ideas Dashboard: Designed and built an AI prioritization system end to end as sole contributor (Next.js, Supabase, Claude) for a customer feedback backlog growing daily: 457 posts and counting. It evaluates ~300 posts weekly against company strategy and technical architecture, surfacing 10 priorities and quick wins; every AI field can be overridden, and accepted ideas become Jira tickets that close the original post once shipped.</w:t>
       </w:r>
     </w:p>
     <w:p>
@@ -254,33 +254,33 @@
       </w:pPr>
       <w:r>
         <w:rPr/>
-        <w:t xml:space="preserve">Spearheaded the design and launch of the "Auctions" feature, directly contributing to 63% of company revenue and achieving 23% quarterly growth, a 172% increase in chat messages per show, and 5-minute increase in average show watch time.</w:t>
-      </w:r>
-    </w:p>
-    <w:p>
-      <w:pPr>
-        <w:numPr>
-          <w:ilvl w:val="0"/>
-          <w:numId w:val="1"/>
-        </w:numPr>
-        <w:spacing w:before="0" w:after="40" w:line="240" w:lineRule="auto"/>
-      </w:pPr>
-      <w:r>
-        <w:rPr/>
-        <w:t xml:space="preserve">Designed and iterated the Seller Dashboard, a critical product management and order fulfillment tool utilized by 400+ sellers to process 106,372+ orders, generating over $10,500,000+ in total revenue.</w:t>
-      </w:r>
-    </w:p>
-    <w:p>
-      <w:pPr>
-        <w:numPr>
-          <w:ilvl w:val="0"/>
-          <w:numId w:val="1"/>
-        </w:numPr>
-        <w:spacing w:before="0" w:after="40" w:line="240" w:lineRule="auto"/>
-      </w:pPr>
-      <w:r>
-        <w:rPr/>
-        <w:t xml:space="preserve">Led the end-to-end design integration during acquisition of Complex, merging e-commerce and media into a unified platform.</w:t>
+        <w:t xml:space="preserve">Led the design and launch of the "Auctions" feature, directly contributing to 63% of company revenue and achieving 23% quarterly growth, a 172% increase in chat messages per show, and 5 minute increase in average show watch time.</w:t>
+      </w:r>
+    </w:p>
+    <w:p>
+      <w:pPr>
+        <w:numPr>
+          <w:ilvl w:val="0"/>
+          <w:numId w:val="1"/>
+        </w:numPr>
+        <w:spacing w:before="0" w:after="40" w:line="240" w:lineRule="auto"/>
+      </w:pPr>
+      <w:r>
+        <w:rPr/>
+        <w:t xml:space="preserve">Designed and iterated the Seller Dashboard, a critical product management and order fulfillment tool utilized by 400+ sellers to process 106,372+ orders, generating $10,500,000+ in total revenue.</w:t>
+      </w:r>
+    </w:p>
+    <w:p>
+      <w:pPr>
+        <w:numPr>
+          <w:ilvl w:val="0"/>
+          <w:numId w:val="1"/>
+        </w:numPr>
+        <w:spacing w:before="0" w:after="40" w:line="240" w:lineRule="auto"/>
+      </w:pPr>
+      <w:r>
+        <w:rPr/>
+        <w:t xml:space="preserve">Led the end-to-end design integration during the Complex acquisition, merging e-commerce and media into one platform.</w:t>
       </w:r>
     </w:p>
     <w:p>
@@ -346,20 +346,20 @@
       </w:pPr>
       <w:r>
         <w:rPr/>
-        <w:t xml:space="preserve">Led the UX design for SuperCash credit-building cashback card, achieving 50,000+ cards issued within 7 months of launch.</w:t>
-      </w:r>
-    </w:p>
-    <w:p>
-      <w:pPr>
-        <w:numPr>
-          <w:ilvl w:val="0"/>
-          <w:numId w:val="1"/>
-        </w:numPr>
-        <w:spacing w:before="0" w:after="40" w:line="240" w:lineRule="auto"/>
-      </w:pPr>
-      <w:r>
-        <w:rPr/>
-        <w:t xml:space="preserve">Shipped MVP of unified "super app," integrating hotel booking, e-commerce and financial services post-rebrand to Super.com.</w:t>
+        <w:t xml:space="preserve">Led the UX design for SuperCash credit-building cashback card, with 50,000+ cards issued within 7 months of launch.</w:t>
+      </w:r>
+    </w:p>
+    <w:p>
+      <w:pPr>
+        <w:numPr>
+          <w:ilvl w:val="0"/>
+          <w:numId w:val="1"/>
+        </w:numPr>
+        <w:spacing w:before="0" w:after="40" w:line="240" w:lineRule="auto"/>
+      </w:pPr>
+      <w:r>
+        <w:rPr/>
+        <w:t xml:space="preserve">Shipped MVP of unified "super app," integrating hotel booking, e-commerce and financial services post-rebrand.</w:t>
       </w:r>
     </w:p>
     <w:p>
@@ -504,7 +504,7 @@
       </w:pPr>
       <w:r>
         <w:rPr/>
-        <w:t xml:space="preserve">Led the redesign of the Meridian Credit Union mobile app for 370,000+ customers, significantly enhancing usability, engagement and improving retention.</w:t>
+        <w:t xml:space="preserve">Led the redesign of Meridian Credit Union's mobile app, which went on to serve 370,000+ customers and drew overwhelmingly positive App Store reviews in its first month. Meridian adopted the design across its ecosystem.</w:t>
       </w:r>
     </w:p>
     <w:p>
@@ -530,7 +530,7 @@
       </w:pPr>
       <w:r>
         <w:rPr/>
-        <w:t xml:space="preserve">Conducted extensive user-centric research, including user testing and surveys, and analyzed key data to inform design decisions and understand specific consumer banking behaviors.</w:t>
+        <w:t xml:space="preserve">Settled a navigation disagreement with a PM by testing labelled and unlabelled versions with users in beta. The labelled version caused less confusion about where people were and how to move between sections, so the labels stayed.</w:t>
       </w:r>
     </w:p>
     <w:p>
@@ -644,7 +644,7 @@
       </w:pPr>
       <w:r>
         <w:rPr/>
-        <w:t xml:space="preserve">Spearheaded the design of a commenting and chat tool utilized by USA Today, The Telegraph, The Globe and Mail, CBC, The Independent, and Dow Jones and many more to help foster community engagement on their websites.</w:t>
+        <w:t xml:space="preserve">Led the design of a commenting and chat tool utilized by USA Today, The Telegraph, The Globe and Mail, CBC, The Independent, and Dow Jones and many more to help foster community engagement on their websites.</w:t>
       </w:r>
     </w:p>
     <w:p>
@@ -681,7 +681,7 @@
       </w:pPr>
       <w:r>
         <w:rPr/>
-        <w:t xml:space="preserve">Conceptualized and designed a car comparison tool for Volkswagen that serves over 112,000 customers per month to date.</w:t>
+        <w:t xml:space="preserve">Designed a car comparison tool for Volkswagen that serves 112,000+ customers a month across Canada. Leadership first wanted VW-only comparisons; research showed buyers compare across brands, so the approved design included other brands and favored VW throughout.</w:t>
       </w:r>
     </w:p>
     <w:p>
@@ -715,7 +715,7 @@
       </w:r>
       <w:r>
         <w:rPr/>
-        <w:t xml:space="preserve">Claude API, OpenAI API, Prompt and persona engineering, LLM output validation, Vercel AI SDK, Claude Code, Cursor, v0, Lovable, Claude Design</w:t>
+        <w:t xml:space="preserve">Claude Code, Cursor, Claude API, OpenAI API, Vercel AI SDK, Prompt and persona engineering, Subagents, Context engineering (CLAUDE.md, custom skills), Hooks and agentic loops, LLM output validation, Codex, v0, Lovable, Claude Design</w:t>
       </w:r>
     </w:p>
     <w:p>
@@ -730,7 +730,7 @@
       </w:r>
       <w:r>
         <w:rPr/>
-        <w:t xml:space="preserve">TypeScript, React, Next.js, Node, Python, Supabase / PostgreSQL, Vercel, Vite, Tailwind, Git, GitHub, shadcn/ui, S3, Agile/Scrum</w:t>
+        <w:t xml:space="preserve">TypeScript, React, Next.js, Node, Python, Supabase / PostgreSQL, Vercel, Vite, Tailwind, shadcn/ui, Git, GitHub, Cypress, S3, Agile/Scrum</w:t>
       </w:r>
     </w:p>
     <w:p>
